--- a/docx/บทคัดย่อ กิตติกรรมประกาศ สารบัญ.docx
+++ b/docx/บทคัดย่อ กิตติกรรมประกาศ สารบัญ.docx
@@ -65,7 +65,7 @@
       <w:pPr>
         <w:spacing w:after="0"/>
         <w:rPr>
-          <w:rFonts w:ascii="TH Sarabun New" w:hAnsi="TH Sarabun New" w:cs="TH Sarabun New" w:hint="cs"/>
+          <w:rFonts w:ascii="TH Sarabun New" w:hAnsi="TH Sarabun New" w:cs="TH Sarabun New"/>
           <w:sz w:val="32"/>
           <w:szCs w:val="32"/>
         </w:rPr>
@@ -651,11 +651,29 @@
           <w:szCs w:val="32"/>
           <w:cs/>
         </w:rPr>
-        <w:t>ส่งเสริมการขายสำหรับร้านดีวารีสปา</w:t>
-      </w:r>
-      <w:r>
-        <w:rPr>
-          <w:rFonts w:ascii="TH Sarabun New" w:hAnsi="TH Sarabun New" w:cs="TH Sarabun New" w:hint="cs"/>
+        <w:t xml:space="preserve">ส่งเสริมการขายสำหรับร้านดีวารีสปา </w:t>
+      </w:r>
+      <w:r>
+        <w:rPr>
+          <w:rFonts w:ascii="TH Sarabun New" w:hAnsi="TH Sarabun New" w:cs="TH Sarabun New"/>
+          <w:sz w:val="32"/>
+          <w:szCs w:val="32"/>
+          <w:cs/>
+        </w:rPr>
+        <w:t xml:space="preserve">สามารถใช้งานด้านการเก็บข้อมูลต่าง ๆ มีเมนูให้เลือก เช่น </w:t>
+      </w:r>
+      <w:r>
+        <w:rPr>
+          <w:rFonts w:ascii="TH Sarabun New" w:hAnsi="TH Sarabun New" w:cs="TH Sarabun New" w:hint="cs"/>
+          <w:sz w:val="32"/>
+          <w:szCs w:val="32"/>
+          <w:cs/>
+        </w:rPr>
+        <w:t>พนักงาน</w:t>
+      </w:r>
+      <w:r>
+        <w:rPr>
+          <w:rFonts w:ascii="TH Sarabun New" w:hAnsi="TH Sarabun New" w:cs="TH Sarabun New"/>
           <w:sz w:val="32"/>
           <w:szCs w:val="32"/>
           <w:cs/>
@@ -664,21 +682,32 @@
       </w:r>
       <w:r>
         <w:rPr>
-          <w:rFonts w:ascii="TH Sarabun New" w:hAnsi="TH Sarabun New" w:cs="TH Sarabun New"/>
-          <w:sz w:val="32"/>
-          <w:szCs w:val="32"/>
-          <w:cs/>
-        </w:rPr>
-        <w:t xml:space="preserve">สามารถใช้งานด้านการเก็บข้อมูลต่าง ๆ มีเมนูให้เลือก เช่น </w:t>
-      </w:r>
-      <w:r>
-        <w:rPr>
-          <w:rFonts w:ascii="TH Sarabun New" w:hAnsi="TH Sarabun New" w:cs="TH Sarabun New" w:hint="cs"/>
-          <w:sz w:val="32"/>
-          <w:szCs w:val="32"/>
-          <w:cs/>
-        </w:rPr>
-        <w:t>พนักงาน</w:t>
+          <w:rFonts w:ascii="TH Sarabun New" w:hAnsi="TH Sarabun New" w:cs="TH Sarabun New" w:hint="cs"/>
+          <w:sz w:val="32"/>
+          <w:szCs w:val="32"/>
+          <w:cs/>
+        </w:rPr>
+        <w:t xml:space="preserve">ลูกค้า หมวดหมู่ บริการ </w:t>
+      </w:r>
+      <w:proofErr w:type="spellStart"/>
+      <w:r>
+        <w:rPr>
+          <w:rFonts w:ascii="TH Sarabun New" w:hAnsi="TH Sarabun New" w:cs="TH Sarabun New" w:hint="cs"/>
+          <w:sz w:val="32"/>
+          <w:szCs w:val="32"/>
+          <w:cs/>
+        </w:rPr>
+        <w:t>แพ็กเกจ</w:t>
+      </w:r>
+      <w:proofErr w:type="spellEnd"/>
+      <w:r>
+        <w:rPr>
+          <w:rFonts w:ascii="TH Sarabun New" w:hAnsi="TH Sarabun New" w:cs="TH Sarabun New" w:hint="cs"/>
+          <w:sz w:val="32"/>
+          <w:szCs w:val="32"/>
+          <w:cs/>
+        </w:rPr>
+        <w:t xml:space="preserve"> และการจอง</w:t>
       </w:r>
       <w:r>
         <w:rPr>
@@ -696,44 +725,6 @@
           <w:szCs w:val="32"/>
           <w:cs/>
         </w:rPr>
-        <w:t xml:space="preserve">ลูกค้า หมวดหมู่ บริการ </w:t>
-      </w:r>
-      <w:proofErr w:type="spellStart"/>
-      <w:r>
-        <w:rPr>
-          <w:rFonts w:ascii="TH Sarabun New" w:hAnsi="TH Sarabun New" w:cs="TH Sarabun New" w:hint="cs"/>
-          <w:sz w:val="32"/>
-          <w:szCs w:val="32"/>
-          <w:cs/>
-        </w:rPr>
-        <w:t>แพ็กเกจ</w:t>
-      </w:r>
-      <w:proofErr w:type="spellEnd"/>
-      <w:r>
-        <w:rPr>
-          <w:rFonts w:ascii="TH Sarabun New" w:hAnsi="TH Sarabun New" w:cs="TH Sarabun New" w:hint="cs"/>
-          <w:sz w:val="32"/>
-          <w:szCs w:val="32"/>
-          <w:cs/>
-        </w:rPr>
-        <w:t xml:space="preserve"> และการจอง</w:t>
-      </w:r>
-      <w:r>
-        <w:rPr>
-          <w:rFonts w:ascii="TH Sarabun New" w:hAnsi="TH Sarabun New" w:cs="TH Sarabun New"/>
-          <w:sz w:val="32"/>
-          <w:szCs w:val="32"/>
-          <w:cs/>
-        </w:rPr>
-        <w:t xml:space="preserve"> </w:t>
-      </w:r>
-      <w:r>
-        <w:rPr>
-          <w:rFonts w:ascii="TH Sarabun New" w:hAnsi="TH Sarabun New" w:cs="TH Sarabun New" w:hint="cs"/>
-          <w:sz w:val="32"/>
-          <w:szCs w:val="32"/>
-          <w:cs/>
-        </w:rPr>
         <w:t>และ</w:t>
       </w:r>
       <w:r>
@@ -760,7 +751,7 @@
       <w:pPr>
         <w:jc w:val="thaiDistribute"/>
         <w:rPr>
-          <w:rFonts w:ascii="TH Sarabun New" w:hAnsi="TH Sarabun New" w:cs="TH Sarabun New" w:hint="cs"/>
+          <w:rFonts w:ascii="TH Sarabun New" w:hAnsi="TH Sarabun New" w:cs="TH Sarabun New"/>
           <w:sz w:val="32"/>
           <w:szCs w:val="32"/>
           <w:cs/>
@@ -784,9 +775,143 @@
           <w:bCs/>
           <w:sz w:val="32"/>
           <w:szCs w:val="32"/>
+          <w:cs/>
+        </w:rPr>
+        <w:tab/>
+      </w:r>
+      <w:r>
+        <w:rPr>
+          <w:rFonts w:ascii="TH Sarabun New" w:hAnsi="TH Sarabun New" w:cs="TH Sarabun New" w:hint="cs"/>
+          <w:sz w:val="32"/>
+          <w:szCs w:val="32"/>
+          <w:cs/>
+        </w:rPr>
+        <w:t xml:space="preserve">ร้านสปา </w:t>
+      </w:r>
+      <w:r>
+        <w:rPr>
+          <w:rFonts w:ascii="TH Sarabun New" w:hAnsi="TH Sarabun New" w:cs="TH Sarabun New" w:hint="cs"/>
+          <w:sz w:val="32"/>
+          <w:szCs w:val="32"/>
+          <w:cs/>
         </w:rPr>
         <w:t xml:space="preserve"> </w:t>
       </w:r>
+      <w:r>
+        <w:rPr>
+          <w:rFonts w:ascii="TH Sarabun New" w:hAnsi="TH Sarabun New" w:cs="TH Sarabun New" w:hint="cs"/>
+          <w:sz w:val="32"/>
+          <w:szCs w:val="32"/>
+          <w:cs/>
+        </w:rPr>
+        <w:t>การ</w:t>
+      </w:r>
+      <w:r>
+        <w:rPr>
+          <w:rFonts w:ascii="TH Sarabun New" w:hAnsi="TH Sarabun New" w:cs="TH Sarabun New" w:hint="cs"/>
+          <w:sz w:val="32"/>
+          <w:szCs w:val="32"/>
+          <w:cs/>
+        </w:rPr>
+        <w:t>จองคิว</w:t>
+      </w:r>
+      <w:r>
+        <w:rPr>
+          <w:rFonts w:ascii="TH Sarabun New" w:hAnsi="TH Sarabun New" w:cs="TH Sarabun New" w:hint="cs"/>
+          <w:sz w:val="32"/>
+          <w:szCs w:val="32"/>
+          <w:cs/>
+        </w:rPr>
+        <w:t xml:space="preserve"> </w:t>
+      </w:r>
+      <w:r>
+        <w:rPr>
+          <w:rFonts w:ascii="TH Sarabun New" w:hAnsi="TH Sarabun New" w:cs="TH Sarabun New"/>
+          <w:sz w:val="32"/>
+          <w:szCs w:val="32"/>
+        </w:rPr>
+        <w:t xml:space="preserve"> </w:t>
+      </w:r>
+      <w:r>
+        <w:rPr>
+          <w:rFonts w:ascii="TH Sarabun New" w:hAnsi="TH Sarabun New" w:cs="TH Sarabun New" w:hint="cs"/>
+          <w:sz w:val="32"/>
+          <w:szCs w:val="32"/>
+          <w:cs/>
+        </w:rPr>
+        <w:t>บริการ</w:t>
+      </w:r>
+    </w:p>
+    <w:p>
+      <w:pPr>
+        <w:jc w:val="thaiDistribute"/>
+        <w:rPr>
+          <w:rFonts w:ascii="TH Sarabun New" w:hAnsi="TH Sarabun New" w:cs="TH Sarabun New"/>
+          <w:sz w:val="32"/>
+          <w:szCs w:val="32"/>
+        </w:rPr>
+      </w:pPr>
+    </w:p>
+    <w:p>
+      <w:pPr>
+        <w:jc w:val="thaiDistribute"/>
+        <w:rPr>
+          <w:rFonts w:ascii="TH Sarabun New" w:hAnsi="TH Sarabun New" w:cs="TH Sarabun New"/>
+          <w:sz w:val="32"/>
+          <w:szCs w:val="32"/>
+        </w:rPr>
+      </w:pPr>
+    </w:p>
+    <w:p>
+      <w:pPr>
+        <w:jc w:val="thaiDistribute"/>
+        <w:rPr>
+          <w:rFonts w:ascii="TH Sarabun New" w:hAnsi="TH Sarabun New" w:cs="TH Sarabun New"/>
+          <w:sz w:val="32"/>
+          <w:szCs w:val="32"/>
+        </w:rPr>
+      </w:pPr>
+    </w:p>
+    <w:p>
+      <w:pPr>
+        <w:jc w:val="thaiDistribute"/>
+        <w:rPr>
+          <w:rFonts w:ascii="TH Sarabun New" w:hAnsi="TH Sarabun New" w:cs="TH Sarabun New"/>
+          <w:sz w:val="32"/>
+          <w:szCs w:val="32"/>
+        </w:rPr>
+      </w:pPr>
+    </w:p>
+    <w:p>
+      <w:pPr>
+        <w:jc w:val="thaiDistribute"/>
+        <w:rPr>
+          <w:rFonts w:ascii="TH Sarabun New" w:hAnsi="TH Sarabun New" w:cs="TH Sarabun New"/>
+          <w:sz w:val="32"/>
+          <w:szCs w:val="32"/>
+        </w:rPr>
+      </w:pPr>
+    </w:p>
+    <w:p>
+      <w:pPr>
+        <w:jc w:val="thaiDistribute"/>
+        <w:rPr>
+          <w:rFonts w:ascii="TH Sarabun New" w:hAnsi="TH Sarabun New" w:cs="TH Sarabun New"/>
+          <w:sz w:val="32"/>
+          <w:szCs w:val="32"/>
+        </w:rPr>
+      </w:pPr>
+    </w:p>
+    <w:p>
+      <w:pPr>
+        <w:spacing w:after="0"/>
+        <w:jc w:val="thaiDistribute"/>
+        <w:rPr>
+          <w:rFonts w:ascii="TH Sarabun New" w:hAnsi="TH Sarabun New" w:cs="TH Sarabun New"/>
+          <w:sz w:val="32"/>
+          <w:szCs w:val="32"/>
+        </w:rPr>
+      </w:pPr>
       <w:r>
         <w:rPr>
           <w:rFonts w:ascii="TH Sarabun New" w:hAnsi="TH Sarabun New" w:cs="TH Sarabun New"/>
@@ -795,142 +920,39 @@
           <w:sz w:val="32"/>
           <w:szCs w:val="32"/>
         </w:rPr>
-        <w:t>:</w:t>
-      </w:r>
-      <w:r>
-        <w:rPr>
-          <w:rFonts w:ascii="TH Sarabun New" w:hAnsi="TH Sarabun New" w:cs="TH Sarabun New"/>
-          <w:sz w:val="32"/>
-          <w:szCs w:val="32"/>
-        </w:rPr>
-        <w:t xml:space="preserve"> </w:t>
-      </w:r>
-      <w:r>
-        <w:rPr>
-          <w:rFonts w:ascii="TH Sarabun New" w:hAnsi="TH Sarabun New" w:cs="TH Sarabun New" w:hint="cs"/>
-          <w:sz w:val="32"/>
-          <w:szCs w:val="32"/>
-          <w:cs/>
-        </w:rPr>
-        <w:t>ร้านสปา</w:t>
-      </w:r>
-      <w:r>
-        <w:rPr>
-          <w:rFonts w:ascii="TH Sarabun New" w:hAnsi="TH Sarabun New" w:cs="TH Sarabun New"/>
-          <w:sz w:val="32"/>
-          <w:szCs w:val="32"/>
-        </w:rPr>
-        <w:t>,</w:t>
-      </w:r>
-      <w:r>
-        <w:rPr>
-          <w:rFonts w:ascii="TH Sarabun New" w:hAnsi="TH Sarabun New" w:cs="TH Sarabun New" w:hint="cs"/>
-          <w:sz w:val="32"/>
-          <w:szCs w:val="32"/>
-          <w:cs/>
-        </w:rPr>
-        <w:t xml:space="preserve"> </w:t>
-      </w:r>
-      <w:r>
-        <w:rPr>
-          <w:rFonts w:ascii="TH Sarabun New" w:hAnsi="TH Sarabun New" w:cs="TH Sarabun New" w:hint="cs"/>
-          <w:sz w:val="32"/>
-          <w:szCs w:val="32"/>
-          <w:cs/>
-        </w:rPr>
-        <w:t>การ</w:t>
-      </w:r>
-      <w:r>
-        <w:rPr>
-          <w:rFonts w:ascii="TH Sarabun New" w:hAnsi="TH Sarabun New" w:cs="TH Sarabun New" w:hint="cs"/>
-          <w:sz w:val="32"/>
-          <w:szCs w:val="32"/>
-          <w:cs/>
-        </w:rPr>
-        <w:t>จองคิว</w:t>
-      </w:r>
-      <w:r>
-        <w:rPr>
-          <w:rFonts w:ascii="TH Sarabun New" w:hAnsi="TH Sarabun New" w:cs="TH Sarabun New"/>
-          <w:sz w:val="32"/>
-          <w:szCs w:val="32"/>
-        </w:rPr>
-        <w:t xml:space="preserve">, </w:t>
-      </w:r>
-      <w:r>
-        <w:rPr>
-          <w:rFonts w:ascii="TH Sarabun New" w:hAnsi="TH Sarabun New" w:cs="TH Sarabun New" w:hint="cs"/>
-          <w:sz w:val="32"/>
-          <w:szCs w:val="32"/>
-          <w:cs/>
-        </w:rPr>
-        <w:t>บริการ</w:t>
-      </w:r>
-    </w:p>
-    <w:p>
-      <w:pPr>
-        <w:jc w:val="thaiDistribute"/>
-        <w:rPr>
-          <w:rFonts w:ascii="TH Sarabun New" w:hAnsi="TH Sarabun New" w:cs="TH Sarabun New"/>
-          <w:sz w:val="32"/>
-          <w:szCs w:val="32"/>
-        </w:rPr>
-      </w:pPr>
-    </w:p>
-    <w:p>
-      <w:pPr>
-        <w:jc w:val="thaiDistribute"/>
-        <w:rPr>
-          <w:rFonts w:ascii="TH Sarabun New" w:hAnsi="TH Sarabun New" w:cs="TH Sarabun New"/>
-          <w:sz w:val="32"/>
-          <w:szCs w:val="32"/>
-        </w:rPr>
-      </w:pPr>
-    </w:p>
-    <w:p>
-      <w:pPr>
-        <w:jc w:val="thaiDistribute"/>
-        <w:rPr>
-          <w:rFonts w:ascii="TH Sarabun New" w:hAnsi="TH Sarabun New" w:cs="TH Sarabun New"/>
-          <w:sz w:val="32"/>
-          <w:szCs w:val="32"/>
-        </w:rPr>
-      </w:pPr>
-    </w:p>
-    <w:p>
-      <w:pPr>
-        <w:jc w:val="thaiDistribute"/>
-        <w:rPr>
-          <w:rFonts w:ascii="TH Sarabun New" w:hAnsi="TH Sarabun New" w:cs="TH Sarabun New"/>
-          <w:sz w:val="32"/>
-          <w:szCs w:val="32"/>
-        </w:rPr>
-      </w:pPr>
-    </w:p>
-    <w:p>
-      <w:pPr>
-        <w:jc w:val="thaiDistribute"/>
-        <w:rPr>
-          <w:rFonts w:ascii="TH Sarabun New" w:hAnsi="TH Sarabun New" w:cs="TH Sarabun New"/>
-          <w:sz w:val="32"/>
-          <w:szCs w:val="32"/>
-        </w:rPr>
-      </w:pPr>
-    </w:p>
-    <w:p>
-      <w:pPr>
-        <w:jc w:val="thaiDistribute"/>
-        <w:rPr>
-          <w:rFonts w:ascii="TH Sarabun New" w:hAnsi="TH Sarabun New" w:cs="TH Sarabun New" w:hint="cs"/>
-          <w:sz w:val="32"/>
-          <w:szCs w:val="32"/>
-        </w:rPr>
-      </w:pPr>
-    </w:p>
-    <w:p>
-      <w:pPr>
-        <w:spacing w:after="0"/>
-        <w:jc w:val="thaiDistribute"/>
+        <w:lastRenderedPageBreak/>
+        <w:t>Thesis title</w:t>
+      </w:r>
+      <w:r>
+        <w:rPr>
+          <w:rFonts w:ascii="TH Sarabun New" w:hAnsi="TH Sarabun New" w:cs="TH Sarabun New"/>
+          <w:sz w:val="32"/>
+          <w:szCs w:val="32"/>
+          <w:cs/>
+        </w:rPr>
+        <w:tab/>
+      </w:r>
+      <w:r>
+        <w:rPr>
+          <w:rFonts w:ascii="TH Sarabun New" w:hAnsi="TH Sarabun New" w:cs="TH Sarabun New"/>
+          <w:sz w:val="32"/>
+          <w:szCs w:val="32"/>
+          <w:cs/>
+        </w:rPr>
+        <w:tab/>
+      </w:r>
+      <w:r>
+        <w:rPr>
+          <w:rFonts w:ascii="TH Sarabun New" w:hAnsi="TH Sarabun New" w:cs="TH Sarabun New"/>
+          <w:sz w:val="32"/>
+          <w:szCs w:val="32"/>
+        </w:rPr>
+        <w:t>SALES PROMOTION SYSTEM FOR DEE VAREE SPA</w:t>
+      </w:r>
+    </w:p>
+    <w:p>
+      <w:pPr>
+        <w:spacing w:after="0"/>
         <w:rPr>
           <w:rFonts w:ascii="TH Sarabun New" w:hAnsi="TH Sarabun New" w:cs="TH Sarabun New"/>
           <w:sz w:val="32"/>
@@ -945,46 +967,211 @@
           <w:sz w:val="32"/>
           <w:szCs w:val="32"/>
         </w:rPr>
-        <w:lastRenderedPageBreak/>
-        <w:t>Thesis title</w:t>
-      </w:r>
-      <w:r>
-        <w:rPr>
-          <w:rFonts w:ascii="TH Sarabun New" w:hAnsi="TH Sarabun New" w:cs="TH Sarabun New"/>
-          <w:sz w:val="32"/>
-          <w:szCs w:val="32"/>
-          <w:cs/>
-        </w:rPr>
-        <w:tab/>
-      </w:r>
-      <w:r>
-        <w:rPr>
-          <w:rFonts w:ascii="TH Sarabun New" w:hAnsi="TH Sarabun New" w:cs="TH Sarabun New"/>
-          <w:sz w:val="32"/>
-          <w:szCs w:val="32"/>
-          <w:cs/>
-        </w:rPr>
-        <w:tab/>
-      </w:r>
-      <w:r>
-        <w:rPr>
-          <w:rFonts w:ascii="TH Sarabun New" w:hAnsi="TH Sarabun New" w:cs="TH Sarabun New"/>
-          <w:sz w:val="32"/>
-          <w:szCs w:val="32"/>
-        </w:rPr>
-        <w:t>SALES PROMOTION SYSTEM FOR DEE VAREE SPA</w:t>
-      </w:r>
-    </w:p>
-    <w:p>
-      <w:pPr>
-        <w:spacing w:after="0"/>
-        <w:rPr>
-          <w:rFonts w:ascii="TH Sarabun New" w:hAnsi="TH Sarabun New" w:cs="TH Sarabun New"/>
-          <w:sz w:val="32"/>
-          <w:szCs w:val="32"/>
-        </w:rPr>
-      </w:pPr>
-      <w:proofErr w:type="gramStart"/>
+        <w:t>Researcher</w:t>
+      </w:r>
+      <w:r>
+        <w:rPr>
+          <w:rFonts w:ascii="TH Sarabun New" w:hAnsi="TH Sarabun New" w:cs="TH Sarabun New"/>
+          <w:sz w:val="32"/>
+          <w:szCs w:val="32"/>
+          <w:cs/>
+        </w:rPr>
+        <w:t xml:space="preserve">  </w:t>
+      </w:r>
+      <w:r>
+        <w:rPr>
+          <w:rFonts w:ascii="TH Sarabun New" w:hAnsi="TH Sarabun New" w:cs="TH Sarabun New"/>
+          <w:sz w:val="32"/>
+          <w:szCs w:val="32"/>
+          <w:cs/>
+        </w:rPr>
+        <w:tab/>
+      </w:r>
+      <w:r>
+        <w:rPr>
+          <w:rFonts w:ascii="TH Sarabun New" w:hAnsi="TH Sarabun New" w:cs="TH Sarabun New"/>
+          <w:sz w:val="32"/>
+          <w:szCs w:val="32"/>
+          <w:cs/>
+        </w:rPr>
+        <w:tab/>
+      </w:r>
+      <w:r>
+        <w:rPr>
+          <w:rFonts w:ascii="TH Sarabun New" w:hAnsi="TH Sarabun New" w:cs="TH Sarabun New"/>
+          <w:sz w:val="32"/>
+          <w:szCs w:val="32"/>
+        </w:rPr>
+        <w:t>Mr.</w:t>
+      </w:r>
+      <w:r>
+        <w:t xml:space="preserve"> </w:t>
+      </w:r>
+      <w:proofErr w:type="spellStart"/>
+      <w:r>
+        <w:rPr>
+          <w:rFonts w:ascii="TH Sarabun New" w:hAnsi="TH Sarabun New" w:cs="TH Sarabun New"/>
+          <w:sz w:val="32"/>
+          <w:szCs w:val="32"/>
+        </w:rPr>
+        <w:t>Konkamon</w:t>
+      </w:r>
+      <w:proofErr w:type="spellEnd"/>
+      <w:r>
+        <w:rPr>
+          <w:rFonts w:ascii="TH Sarabun New" w:hAnsi="TH Sarabun New" w:cs="TH Sarabun New"/>
+          <w:sz w:val="32"/>
+          <w:szCs w:val="32"/>
+        </w:rPr>
+        <w:t xml:space="preserve"> Sion</w:t>
+      </w:r>
+      <w:r>
+        <w:rPr>
+          <w:rFonts w:ascii="TH Sarabun New" w:hAnsi="TH Sarabun New" w:cs="TH Sarabun New"/>
+          <w:sz w:val="32"/>
+          <w:szCs w:val="32"/>
+        </w:rPr>
+        <w:tab/>
+      </w:r>
+      <w:r>
+        <w:rPr>
+          <w:rFonts w:ascii="TH Sarabun New" w:hAnsi="TH Sarabun New" w:cs="TH Sarabun New"/>
+          <w:sz w:val="32"/>
+          <w:szCs w:val="32"/>
+        </w:rPr>
+        <w:tab/>
+      </w:r>
+      <w:r>
+        <w:rPr>
+          <w:rFonts w:ascii="TH Sarabun New" w:hAnsi="TH Sarabun New" w:cs="TH Sarabun New"/>
+          <w:sz w:val="32"/>
+          <w:szCs w:val="32"/>
+        </w:rPr>
+        <w:t>ID</w:t>
+      </w:r>
+      <w:r>
+        <w:rPr>
+          <w:rFonts w:ascii="TH Sarabun New" w:hAnsi="TH Sarabun New" w:cs="TH Sarabun New" w:hint="cs"/>
+          <w:sz w:val="32"/>
+          <w:szCs w:val="32"/>
+          <w:cs/>
+        </w:rPr>
+        <w:t xml:space="preserve">  </w:t>
+      </w:r>
+      <w:r>
+        <w:rPr>
+          <w:rFonts w:ascii="TH Sarabun New" w:hAnsi="TH Sarabun New" w:cs="TH Sarabun New"/>
+          <w:sz w:val="32"/>
+          <w:szCs w:val="32"/>
+        </w:rPr>
+        <w:t>3</w:t>
+      </w:r>
+      <w:r>
+        <w:rPr>
+          <w:rFonts w:ascii="TH Sarabun New" w:hAnsi="TH Sarabun New" w:cs="TH Sarabun New"/>
+          <w:sz w:val="32"/>
+          <w:szCs w:val="32"/>
+        </w:rPr>
+        <w:t>66202360058</w:t>
+      </w:r>
+    </w:p>
+    <w:p>
+      <w:pPr>
+        <w:spacing w:after="0"/>
+        <w:rPr>
+          <w:rFonts w:ascii="TH Sarabun New" w:hAnsi="TH Sarabun New" w:cs="TH Sarabun New"/>
+          <w:sz w:val="32"/>
+          <w:szCs w:val="32"/>
+        </w:rPr>
+      </w:pPr>
+      <w:r>
+        <w:rPr>
+          <w:rFonts w:ascii="TH Sarabun New" w:hAnsi="TH Sarabun New" w:cs="TH Sarabun New"/>
+          <w:sz w:val="32"/>
+          <w:szCs w:val="32"/>
+          <w:cs/>
+        </w:rPr>
+        <w:t xml:space="preserve">                              </w:t>
+      </w:r>
+      <w:r>
+        <w:rPr>
+          <w:rFonts w:ascii="TH Sarabun New" w:hAnsi="TH Sarabun New" w:cs="TH Sarabun New"/>
+          <w:sz w:val="32"/>
+          <w:szCs w:val="32"/>
+          <w:cs/>
+        </w:rPr>
+        <w:tab/>
+      </w:r>
+      <w:proofErr w:type="spellStart"/>
+      <w:r>
+        <w:rPr>
+          <w:rFonts w:ascii="TH Sarabun New" w:hAnsi="TH Sarabun New" w:cs="TH Sarabun New"/>
+          <w:sz w:val="32"/>
+          <w:szCs w:val="32"/>
+        </w:rPr>
+        <w:t>M</w:t>
+      </w:r>
+      <w:r>
+        <w:rPr>
+          <w:rFonts w:ascii="TH Sarabun New" w:hAnsi="TH Sarabun New" w:cs="TH Sarabun New"/>
+          <w:sz w:val="32"/>
+          <w:szCs w:val="32"/>
+        </w:rPr>
+        <w:t>r.Supakrit</w:t>
+      </w:r>
+      <w:proofErr w:type="spellEnd"/>
+      <w:r>
+        <w:rPr>
+          <w:rFonts w:ascii="TH Sarabun New" w:hAnsi="TH Sarabun New" w:cs="TH Sarabun New"/>
+          <w:sz w:val="32"/>
+          <w:szCs w:val="32"/>
+        </w:rPr>
+        <w:t xml:space="preserve"> Banjongdut</w:t>
+      </w:r>
+      <w:r>
+        <w:rPr>
+          <w:rFonts w:ascii="TH Sarabun New" w:hAnsi="TH Sarabun New" w:cs="TH Sarabun New"/>
+          <w:sz w:val="32"/>
+          <w:szCs w:val="32"/>
+        </w:rPr>
+        <w:tab/>
+        <w:t>ID</w:t>
+      </w:r>
+      <w:r>
+        <w:rPr>
+          <w:rFonts w:ascii="TH Sarabun New" w:hAnsi="TH Sarabun New" w:cs="TH Sarabun New" w:hint="cs"/>
+          <w:sz w:val="32"/>
+          <w:szCs w:val="32"/>
+          <w:cs/>
+        </w:rPr>
+        <w:t xml:space="preserve">  </w:t>
+      </w:r>
+      <w:r>
+        <w:rPr>
+          <w:rFonts w:ascii="TH Sarabun New" w:hAnsi="TH Sarabun New" w:cs="TH Sarabun New"/>
+          <w:sz w:val="32"/>
+          <w:szCs w:val="32"/>
+        </w:rPr>
+        <w:t>36</w:t>
+      </w:r>
+      <w:r>
+        <w:rPr>
+          <w:rFonts w:ascii="TH Sarabun New" w:hAnsi="TH Sarabun New" w:cs="TH Sarabun New"/>
+          <w:sz w:val="32"/>
+          <w:szCs w:val="32"/>
+        </w:rPr>
+        <w:t>6202360093</w:t>
+      </w:r>
+    </w:p>
+    <w:p>
+      <w:pPr>
+        <w:spacing w:after="0"/>
+        <w:rPr>
+          <w:rFonts w:ascii="TH Sarabun New" w:hAnsi="TH Sarabun New" w:cs="TH Sarabun New"/>
+          <w:sz w:val="32"/>
+          <w:szCs w:val="32"/>
+        </w:rPr>
+      </w:pPr>
       <w:r>
         <w:rPr>
           <w:rFonts w:ascii="TH Sarabun New" w:hAnsi="TH Sarabun New" w:cs="TH Sarabun New"/>
@@ -993,214 +1180,8 @@
           <w:sz w:val="32"/>
           <w:szCs w:val="32"/>
         </w:rPr>
-        <w:t>Researcher</w:t>
-      </w:r>
-      <w:r>
-        <w:rPr>
-          <w:rFonts w:ascii="TH Sarabun New" w:hAnsi="TH Sarabun New" w:cs="TH Sarabun New"/>
-          <w:sz w:val="32"/>
-          <w:szCs w:val="32"/>
-          <w:cs/>
-        </w:rPr>
-        <w:t xml:space="preserve">  </w:t>
-      </w:r>
-      <w:r>
-        <w:rPr>
-          <w:rFonts w:ascii="TH Sarabun New" w:hAnsi="TH Sarabun New" w:cs="TH Sarabun New"/>
-          <w:sz w:val="32"/>
-          <w:szCs w:val="32"/>
-          <w:cs/>
-        </w:rPr>
-        <w:tab/>
-      </w:r>
-      <w:proofErr w:type="gramEnd"/>
-      <w:r>
-        <w:rPr>
-          <w:rFonts w:ascii="TH Sarabun New" w:hAnsi="TH Sarabun New" w:cs="TH Sarabun New"/>
-          <w:sz w:val="32"/>
-          <w:szCs w:val="32"/>
-          <w:cs/>
-        </w:rPr>
-        <w:tab/>
-      </w:r>
-      <w:r>
-        <w:rPr>
-          <w:rFonts w:ascii="TH Sarabun New" w:hAnsi="TH Sarabun New" w:cs="TH Sarabun New"/>
-          <w:sz w:val="32"/>
-          <w:szCs w:val="32"/>
-        </w:rPr>
-        <w:t>Mr.</w:t>
-      </w:r>
-      <w:r>
-        <w:t xml:space="preserve"> </w:t>
-      </w:r>
-      <w:proofErr w:type="spellStart"/>
-      <w:r>
-        <w:rPr>
-          <w:rFonts w:ascii="TH Sarabun New" w:hAnsi="TH Sarabun New" w:cs="TH Sarabun New"/>
-          <w:sz w:val="32"/>
-          <w:szCs w:val="32"/>
-        </w:rPr>
-        <w:t>Konkamon</w:t>
-      </w:r>
-      <w:proofErr w:type="spellEnd"/>
-      <w:r>
-        <w:rPr>
-          <w:rFonts w:ascii="TH Sarabun New" w:hAnsi="TH Sarabun New" w:cs="TH Sarabun New"/>
-          <w:sz w:val="32"/>
-          <w:szCs w:val="32"/>
-        </w:rPr>
-        <w:t xml:space="preserve"> Sion</w:t>
-      </w:r>
-      <w:r>
-        <w:rPr>
-          <w:rFonts w:ascii="TH Sarabun New" w:hAnsi="TH Sarabun New" w:cs="TH Sarabun New"/>
-          <w:sz w:val="32"/>
-          <w:szCs w:val="32"/>
-        </w:rPr>
-        <w:tab/>
-      </w:r>
-      <w:r>
-        <w:rPr>
-          <w:rFonts w:ascii="TH Sarabun New" w:hAnsi="TH Sarabun New" w:cs="TH Sarabun New"/>
-          <w:sz w:val="32"/>
-          <w:szCs w:val="32"/>
-        </w:rPr>
-        <w:tab/>
-      </w:r>
-      <w:r>
-        <w:rPr>
-          <w:rFonts w:ascii="TH Sarabun New" w:hAnsi="TH Sarabun New" w:cs="TH Sarabun New"/>
-          <w:sz w:val="32"/>
-          <w:szCs w:val="32"/>
-        </w:rPr>
-        <w:t>ID</w:t>
-      </w:r>
-      <w:r>
-        <w:rPr>
-          <w:rFonts w:ascii="TH Sarabun New" w:hAnsi="TH Sarabun New" w:cs="TH Sarabun New" w:hint="cs"/>
-          <w:sz w:val="32"/>
-          <w:szCs w:val="32"/>
-          <w:cs/>
-        </w:rPr>
-        <w:t xml:space="preserve">  </w:t>
-      </w:r>
-      <w:r>
-        <w:rPr>
-          <w:rFonts w:ascii="TH Sarabun New" w:hAnsi="TH Sarabun New" w:cs="TH Sarabun New"/>
-          <w:sz w:val="32"/>
-          <w:szCs w:val="32"/>
-        </w:rPr>
-        <w:t>3</w:t>
-      </w:r>
-      <w:r>
-        <w:rPr>
-          <w:rFonts w:ascii="TH Sarabun New" w:hAnsi="TH Sarabun New" w:cs="TH Sarabun New"/>
-          <w:sz w:val="32"/>
-          <w:szCs w:val="32"/>
-        </w:rPr>
-        <w:t>66202360058</w:t>
-      </w:r>
-    </w:p>
-    <w:p>
-      <w:pPr>
-        <w:spacing w:after="0"/>
-        <w:rPr>
-          <w:rFonts w:ascii="TH Sarabun New" w:hAnsi="TH Sarabun New" w:cs="TH Sarabun New"/>
-          <w:sz w:val="32"/>
-          <w:szCs w:val="32"/>
-        </w:rPr>
-      </w:pPr>
-      <w:r>
-        <w:rPr>
-          <w:rFonts w:ascii="TH Sarabun New" w:hAnsi="TH Sarabun New" w:cs="TH Sarabun New"/>
-          <w:sz w:val="32"/>
-          <w:szCs w:val="32"/>
-          <w:cs/>
-        </w:rPr>
-        <w:t xml:space="preserve">                              </w:t>
-      </w:r>
-      <w:r>
-        <w:rPr>
-          <w:rFonts w:ascii="TH Sarabun New" w:hAnsi="TH Sarabun New" w:cs="TH Sarabun New"/>
-          <w:sz w:val="32"/>
-          <w:szCs w:val="32"/>
-          <w:cs/>
-        </w:rPr>
-        <w:tab/>
-      </w:r>
-      <w:proofErr w:type="spellStart"/>
-      <w:proofErr w:type="gramStart"/>
-      <w:r>
-        <w:rPr>
-          <w:rFonts w:ascii="TH Sarabun New" w:hAnsi="TH Sarabun New" w:cs="TH Sarabun New"/>
-          <w:sz w:val="32"/>
-          <w:szCs w:val="32"/>
-        </w:rPr>
-        <w:t>M</w:t>
-      </w:r>
-      <w:r>
-        <w:rPr>
-          <w:rFonts w:ascii="TH Sarabun New" w:hAnsi="TH Sarabun New" w:cs="TH Sarabun New"/>
-          <w:sz w:val="32"/>
-          <w:szCs w:val="32"/>
-        </w:rPr>
-        <w:t>r.Supakrit</w:t>
-      </w:r>
-      <w:proofErr w:type="spellEnd"/>
-      <w:proofErr w:type="gramEnd"/>
-      <w:r>
-        <w:rPr>
-          <w:rFonts w:ascii="TH Sarabun New" w:hAnsi="TH Sarabun New" w:cs="TH Sarabun New"/>
-          <w:sz w:val="32"/>
-          <w:szCs w:val="32"/>
-        </w:rPr>
-        <w:t xml:space="preserve"> Banjongdut</w:t>
-      </w:r>
-      <w:r>
-        <w:rPr>
-          <w:rFonts w:ascii="TH Sarabun New" w:hAnsi="TH Sarabun New" w:cs="TH Sarabun New"/>
-          <w:sz w:val="32"/>
-          <w:szCs w:val="32"/>
-        </w:rPr>
-        <w:tab/>
-        <w:t>ID</w:t>
-      </w:r>
-      <w:r>
-        <w:rPr>
-          <w:rFonts w:ascii="TH Sarabun New" w:hAnsi="TH Sarabun New" w:cs="TH Sarabun New" w:hint="cs"/>
-          <w:sz w:val="32"/>
-          <w:szCs w:val="32"/>
-          <w:cs/>
-        </w:rPr>
-        <w:t xml:space="preserve">  </w:t>
-      </w:r>
-      <w:r>
-        <w:rPr>
-          <w:rFonts w:ascii="TH Sarabun New" w:hAnsi="TH Sarabun New" w:cs="TH Sarabun New"/>
-          <w:sz w:val="32"/>
-          <w:szCs w:val="32"/>
-        </w:rPr>
-        <w:t>36</w:t>
-      </w:r>
-      <w:r>
-        <w:rPr>
-          <w:rFonts w:ascii="TH Sarabun New" w:hAnsi="TH Sarabun New" w:cs="TH Sarabun New"/>
-          <w:sz w:val="32"/>
-          <w:szCs w:val="32"/>
-        </w:rPr>
-        <w:t>6202360093</w:t>
-      </w:r>
-    </w:p>
-    <w:p>
-      <w:pPr>
-        <w:spacing w:after="0"/>
-        <w:rPr>
-          <w:rFonts w:ascii="TH Sarabun New" w:hAnsi="TH Sarabun New" w:cs="TH Sarabun New"/>
-          <w:sz w:val="32"/>
-          <w:szCs w:val="32"/>
-        </w:rPr>
-      </w:pPr>
+        <w:t>Thesis advisor</w:t>
+      </w:r>
       <w:r>
         <w:rPr>
           <w:rFonts w:ascii="TH Sarabun New" w:hAnsi="TH Sarabun New" w:cs="TH Sarabun New"/>
@@ -1209,27 +1190,6 @@
           <w:sz w:val="32"/>
           <w:szCs w:val="32"/>
         </w:rPr>
-        <w:t xml:space="preserve">Thesis </w:t>
-      </w:r>
-      <w:proofErr w:type="gramStart"/>
-      <w:r>
-        <w:rPr>
-          <w:rFonts w:ascii="TH Sarabun New" w:hAnsi="TH Sarabun New" w:cs="TH Sarabun New"/>
-          <w:b/>
-          <w:bCs/>
-          <w:sz w:val="32"/>
-          <w:szCs w:val="32"/>
-        </w:rPr>
-        <w:t>advisor</w:t>
-      </w:r>
-      <w:r>
-        <w:rPr>
-          <w:rFonts w:ascii="TH Sarabun New" w:hAnsi="TH Sarabun New" w:cs="TH Sarabun New"/>
-          <w:b/>
-          <w:bCs/>
-          <w:sz w:val="32"/>
-          <w:szCs w:val="32"/>
-        </w:rPr>
         <w:tab/>
       </w:r>
       <w:r>
@@ -1251,7 +1211,6 @@
         <w:t>Asst.Prof.Surasit</w:t>
       </w:r>
       <w:proofErr w:type="spellEnd"/>
-      <w:proofErr w:type="gramEnd"/>
       <w:r>
         <w:rPr>
           <w:rFonts w:ascii="TH Sarabun New" w:hAnsi="TH Sarabun New" w:cs="TH Sarabun New"/>
@@ -1409,7 +1368,7 @@
         <w:spacing w:after="0"/>
         <w:jc w:val="thaiDistribute"/>
         <w:rPr>
-          <w:rFonts w:ascii="TH Sarabun New" w:hAnsi="TH Sarabun New" w:cs="TH Sarabun New" w:hint="cs"/>
+          <w:rFonts w:ascii="TH Sarabun New" w:hAnsi="TH Sarabun New" w:cs="TH Sarabun New"/>
           <w:sz w:val="32"/>
           <w:szCs w:val="32"/>
         </w:rPr>
@@ -1581,22 +1540,21 @@
         <w:ind w:firstLine="720"/>
         <w:jc w:val="thaiDistribute"/>
         <w:rPr>
-          <w:rFonts w:ascii="TH Sarabun New" w:hAnsi="TH Sarabun New" w:cs="TH Sarabun New" w:hint="cs"/>
-          <w:sz w:val="32"/>
-          <w:szCs w:val="32"/>
-        </w:rPr>
-      </w:pPr>
-    </w:p>
-    <w:p>
-      <w:pPr>
-        <w:jc w:val="thaiDistribute"/>
-        <w:rPr>
-          <w:rFonts w:ascii="TH Sarabun New" w:hAnsi="TH Sarabun New" w:cs="TH Sarabun New"/>
-          <w:sz w:val="32"/>
-          <w:szCs w:val="32"/>
-        </w:rPr>
-      </w:pPr>
-      <w:proofErr w:type="gramStart"/>
+          <w:rFonts w:ascii="TH Sarabun New" w:hAnsi="TH Sarabun New" w:cs="TH Sarabun New"/>
+          <w:sz w:val="32"/>
+          <w:szCs w:val="32"/>
+        </w:rPr>
+      </w:pPr>
+    </w:p>
+    <w:p>
+      <w:pPr>
+        <w:jc w:val="thaiDistribute"/>
+        <w:rPr>
+          <w:rFonts w:ascii="TH Sarabun New" w:hAnsi="TH Sarabun New" w:cs="TH Sarabun New"/>
+          <w:sz w:val="32"/>
+          <w:szCs w:val="32"/>
+        </w:rPr>
+      </w:pPr>
       <w:r>
         <w:rPr>
           <w:rFonts w:ascii="TH Sarabun New" w:hAnsi="TH Sarabun New" w:cs="TH Sarabun New"/>
@@ -1619,35 +1577,14 @@
       </w:r>
       <w:r>
         <w:rPr>
-          <w:rFonts w:ascii="TH Sarabun New" w:hAnsi="TH Sarabun New" w:cs="TH Sarabun New" w:hint="cs"/>
+          <w:rFonts w:ascii="TH Sarabun New" w:hAnsi="TH Sarabun New" w:cs="TH Sarabun New"/>
           <w:b/>
           <w:bCs/>
           <w:sz w:val="32"/>
           <w:szCs w:val="32"/>
           <w:cs/>
         </w:rPr>
-        <w:t xml:space="preserve"> </w:t>
-      </w:r>
-      <w:r>
-        <w:rPr>
-          <w:rFonts w:ascii="TH Sarabun New" w:hAnsi="TH Sarabun New" w:cs="TH Sarabun New"/>
-          <w:b/>
-          <w:bCs/>
-          <w:sz w:val="32"/>
-          <w:szCs w:val="32"/>
-        </w:rPr>
-        <w:t>:</w:t>
-      </w:r>
-      <w:proofErr w:type="gramEnd"/>
-      <w:r>
-        <w:rPr>
-          <w:rFonts w:ascii="TH Sarabun New" w:hAnsi="TH Sarabun New" w:cs="TH Sarabun New"/>
-          <w:b/>
-          <w:bCs/>
-          <w:sz w:val="32"/>
-          <w:szCs w:val="32"/>
-        </w:rPr>
-        <w:t xml:space="preserve"> </w:t>
+        <w:tab/>
       </w:r>
       <w:r>
         <w:rPr>
@@ -1696,7 +1633,7 @@
         <w:spacing w:after="0"/>
         <w:jc w:val="thaiDistribute"/>
         <w:rPr>
-          <w:rFonts w:ascii="TH Sarabun New" w:hAnsi="TH Sarabun New" w:cs="TH Sarabun New" w:hint="cs"/>
+          <w:rFonts w:ascii="TH Sarabun New" w:hAnsi="TH Sarabun New" w:cs="TH Sarabun New"/>
           <w:sz w:val="32"/>
           <w:szCs w:val="32"/>
         </w:rPr>
@@ -1840,16 +1777,7 @@
           <w:szCs w:val="32"/>
           <w:cs/>
         </w:rPr>
-        <w:t>ดีวารีแอดสปา</w:t>
-      </w:r>
-      <w:r>
-        <w:rPr>
-          <w:rFonts w:ascii="TH Sarabun New" w:hAnsi="TH Sarabun New" w:cs="TH Sarabun New" w:hint="cs"/>
-          <w:sz w:val="32"/>
-          <w:szCs w:val="32"/>
-          <w:cs/>
-        </w:rPr>
-        <w:t xml:space="preserve"> </w:t>
+        <w:t xml:space="preserve">ดีวารีแอดสปา </w:t>
       </w:r>
       <w:r>
         <w:rPr>
@@ -2044,7 +1972,7 @@
         <w:spacing w:after="0"/>
         <w:jc w:val="thaiDistribute"/>
         <w:rPr>
-          <w:rFonts w:ascii="TH Sarabun New" w:hAnsi="TH Sarabun New" w:cs="TH Sarabun New" w:hint="cs"/>
+          <w:rFonts w:ascii="TH Sarabun New" w:hAnsi="TH Sarabun New" w:cs="TH Sarabun New"/>
           <w:sz w:val="32"/>
           <w:szCs w:val="32"/>
           <w:cs/>
@@ -2138,7 +2066,7 @@
         <w:spacing w:after="0"/>
         <w:jc w:val="thaiDistribute"/>
         <w:rPr>
-          <w:rFonts w:ascii="TH Sarabun New" w:hAnsi="TH Sarabun New" w:cs="TH Sarabun New" w:hint="cs"/>
+          <w:rFonts w:ascii="TH Sarabun New" w:hAnsi="TH Sarabun New" w:cs="TH Sarabun New"/>
           <w:sz w:val="32"/>
           <w:szCs w:val="32"/>
         </w:rPr>
@@ -2480,7 +2408,6 @@
         </w:rPr>
         <w:tab/>
       </w:r>
-      <w:proofErr w:type="gramStart"/>
       <w:r>
         <w:rPr>
           <w:rFonts w:ascii="TH Sarabun New" w:hAnsi="TH Sarabun New" w:cs="TH Sarabun New"/>
@@ -2498,7 +2425,6 @@
         </w:rPr>
         <w:t xml:space="preserve"> ความเป็นมาและความเป็นมา</w:t>
       </w:r>
-      <w:proofErr w:type="gramEnd"/>
       <w:r>
         <w:rPr>
           <w:rFonts w:ascii="TH Sarabun New" w:hAnsi="TH Sarabun New" w:cs="TH Sarabun New"/>
@@ -2538,14 +2464,6 @@
           <w:szCs w:val="32"/>
         </w:rPr>
         <w:tab/>
-      </w:r>
-      <w:proofErr w:type="gramStart"/>
-      <w:r>
-        <w:rPr>
-          <w:rFonts w:ascii="TH Sarabun New" w:hAnsi="TH Sarabun New" w:cs="TH Sarabun New"/>
-          <w:sz w:val="32"/>
-          <w:szCs w:val="32"/>
-        </w:rPr>
         <w:t xml:space="preserve">1.2  </w:t>
       </w:r>
       <w:r>
@@ -2557,7 +2475,6 @@
         </w:rPr>
         <w:t>วัตถุประสงค์ของการวิจัย</w:t>
       </w:r>
-      <w:proofErr w:type="gramEnd"/>
       <w:r>
         <w:rPr>
           <w:rFonts w:ascii="TH Sarabun New" w:hAnsi="TH Sarabun New" w:cs="TH Sarabun New"/>
@@ -2940,7 +2857,6 @@
           <w:szCs w:val="32"/>
         </w:rPr>
       </w:pPr>
-      <w:proofErr w:type="gramStart"/>
       <w:r>
         <w:rPr>
           <w:rFonts w:ascii="TH Sarabun New" w:hAnsi="TH Sarabun New" w:cs="TH Sarabun New"/>
@@ -2958,7 +2874,6 @@
         </w:rPr>
         <w:t>แผนงานและระยะเวลาดำเนินงาน</w:t>
       </w:r>
-      <w:proofErr w:type="gramEnd"/>
       <w:r>
         <w:rPr>
           <w:rFonts w:ascii="TH Sarabun New" w:hAnsi="TH Sarabun New" w:cs="TH Sarabun New"/>
@@ -3331,7 +3246,6 @@
           <w:szCs w:val="32"/>
         </w:rPr>
       </w:pPr>
-      <w:proofErr w:type="gramStart"/>
       <w:r>
         <w:rPr>
           <w:rFonts w:ascii="TH Sarabun New" w:hAnsi="TH Sarabun New" w:cs="TH Sarabun New"/>
@@ -3349,7 +3263,6 @@
         </w:rPr>
         <w:t>วงจรการทำงานของระบบ</w:t>
       </w:r>
-      <w:proofErr w:type="gramEnd"/>
       <w:r>
         <w:rPr>
           <w:rFonts w:ascii="TH Sarabun New" w:hAnsi="TH Sarabun New" w:cs="TH Sarabun New"/>
@@ -3654,6 +3567,7 @@
     <w:lsdException w:name="HTML Sample" w:semiHidden="1" w:unhideWhenUsed="1"/>
     <w:lsdException w:name="HTML Typewriter" w:semiHidden="1" w:unhideWhenUsed="1"/>
     <w:lsdException w:name="HTML Variable" w:semiHidden="1" w:unhideWhenUsed="1"/>
+    <w:lsdException w:name="Normal Table" w:semiHidden="1" w:unhideWhenUsed="1"/>
     <w:lsdException w:name="annotation subject" w:semiHidden="1" w:unhideWhenUsed="1"/>
     <w:lsdException w:name="No List" w:semiHidden="1" w:unhideWhenUsed="1"/>
     <w:lsdException w:name="Outline List 1" w:semiHidden="1" w:unhideWhenUsed="1"/>
@@ -3700,8 +3614,10 @@
     <w:lsdException w:name="Table Subtle 2" w:semiHidden="1" w:unhideWhenUsed="1"/>
     <w:lsdException w:name="Table Web 1" w:semiHidden="1" w:unhideWhenUsed="1"/>
     <w:lsdException w:name="Table Web 2" w:semiHidden="1" w:unhideWhenUsed="1"/>
+    <w:lsdException w:name="Table Web 3" w:semiHidden="1" w:unhideWhenUsed="1"/>
     <w:lsdException w:name="Balloon Text" w:semiHidden="1" w:unhideWhenUsed="1"/>
     <w:lsdException w:name="Table Grid" w:uiPriority="39"/>
+    <w:lsdException w:name="Table Theme" w:semiHidden="1" w:unhideWhenUsed="1"/>
     <w:lsdException w:name="Placeholder Text" w:semiHidden="1"/>
     <w:lsdException w:name="No Spacing" w:uiPriority="1" w:qFormat="1"/>
     <w:lsdException w:name="Light Shading" w:uiPriority="60"/>

--- a/docx/บทคัดย่อ กิตติกรรมประกาศ สารบัญ.docx
+++ b/docx/บทคัดย่อ กิตติกรรมประกาศ สารบัญ.docx
@@ -959,6 +959,7 @@
           <w:szCs w:val="32"/>
         </w:rPr>
       </w:pPr>
+      <w:proofErr w:type="gramStart"/>
       <w:r>
         <w:rPr>
           <w:rFonts w:ascii="TH Sarabun New" w:hAnsi="TH Sarabun New" w:cs="TH Sarabun New"/>
@@ -987,6 +988,7 @@
         </w:rPr>
         <w:tab/>
       </w:r>
+      <w:proofErr w:type="gramEnd"/>
       <w:r>
         <w:rPr>
           <w:rFonts w:ascii="TH Sarabun New" w:hAnsi="TH Sarabun New" w:cs="TH Sarabun New"/>
@@ -1103,6 +1105,7 @@
         <w:tab/>
       </w:r>
       <w:proofErr w:type="spellStart"/>
+      <w:proofErr w:type="gramStart"/>
       <w:r>
         <w:rPr>
           <w:rFonts w:ascii="TH Sarabun New" w:hAnsi="TH Sarabun New" w:cs="TH Sarabun New"/>
@@ -1120,6 +1123,7 @@
         <w:t>r.Supakrit</w:t>
       </w:r>
       <w:proofErr w:type="spellEnd"/>
+      <w:proofErr w:type="gramEnd"/>
       <w:r>
         <w:rPr>
           <w:rFonts w:ascii="TH Sarabun New" w:hAnsi="TH Sarabun New" w:cs="TH Sarabun New"/>
@@ -1180,8 +1184,9 @@
           <w:sz w:val="32"/>
           <w:szCs w:val="32"/>
         </w:rPr>
-        <w:t>Thesis advisor</w:t>
-      </w:r>
+        <w:t xml:space="preserve">Thesis </w:t>
+      </w:r>
+      <w:proofErr w:type="gramStart"/>
       <w:r>
         <w:rPr>
           <w:rFonts w:ascii="TH Sarabun New" w:hAnsi="TH Sarabun New" w:cs="TH Sarabun New"/>
@@ -1190,6 +1195,16 @@
           <w:sz w:val="32"/>
           <w:szCs w:val="32"/>
         </w:rPr>
+        <w:t>advisor</w:t>
+      </w:r>
+      <w:r>
+        <w:rPr>
+          <w:rFonts w:ascii="TH Sarabun New" w:hAnsi="TH Sarabun New" w:cs="TH Sarabun New"/>
+          <w:b/>
+          <w:bCs/>
+          <w:sz w:val="32"/>
+          <w:szCs w:val="32"/>
+        </w:rPr>
         <w:tab/>
       </w:r>
       <w:r>
@@ -1211,6 +1226,7 @@
         <w:t>Asst.Prof.Surasit</w:t>
       </w:r>
       <w:proofErr w:type="spellEnd"/>
+      <w:proofErr w:type="gramEnd"/>
       <w:r>
         <w:rPr>
           <w:rFonts w:ascii="TH Sarabun New" w:hAnsi="TH Sarabun New" w:cs="TH Sarabun New"/>
@@ -1723,25 +1739,27 @@
           <w:szCs w:val="32"/>
           <w:cs/>
         </w:rPr>
-        <w:t>โครงการวิจัยฉบับนี้สำเร็จได้ด้วยความช่วยเหลือและการสนับสนุนที่มีให้แก่คณะผู้จัดทำโครงการวิจัยตั้งแต่เริ่มต้น โครงการวิจัยจนเสร็จสมบูรณ์ทางคณะผู้จัดทำโครงการวิจัยรู้สึกซาบซึ้งเป็นอย่างยิ่งขอขอบพระคุณ ผศ. สุรสิทธิ์ ศักดา ที่กรุณาเป็นที่ปรึกษาโครงการวิจัยเป็นแรงกระตุ้นให้คำปรึกษาข้อเสนอแนะทางวิชาการแนวทางแก้ไขปัญหาต่างๆ ตลอดจนตรวจทานโครงการวิจัยให้แก่คณะผู้จัดทำมาโดยตลอด ขอขอบพระคุณ นายทศพณ อ่อนแฮน เจ้าของร้าน</w:t>
-      </w:r>
-      <w:r>
-        <w:rPr>
-          <w:rFonts w:ascii="TH Sarabun New" w:hAnsi="TH Sarabun New" w:cs="TH Sarabun New" w:hint="cs"/>
-          <w:sz w:val="32"/>
-          <w:szCs w:val="32"/>
-          <w:cs/>
-        </w:rPr>
-        <w:t>ดีวารีแอดสปา</w:t>
-      </w:r>
-      <w:r>
-        <w:rPr>
-          <w:rFonts w:ascii="TH Sarabun New" w:hAnsi="TH Sarabun New" w:cs="TH Sarabun New"/>
-          <w:sz w:val="32"/>
-          <w:szCs w:val="32"/>
-          <w:cs/>
-        </w:rPr>
-        <w:t>ให้ข้อมูลรายละเอียดและให้พื้นที่ในการทำเว็บไซต์</w:t>
+        <w:t>โครงการวิจัยฉบับนี้สำเร็จได้ด้วยความช่วยเหลือและการสนับสนุนที่มีให้แก่คณะผู้จัดทำโครงการวิจัยตั้งแต่เริ่มต้น โครงการวิจัยจนเสร็จสมบูรณ์ทางคณะผู้จัดทำโครงการวิจัยรู้สึกซาบซึ้งเป็นอย่างยิ่งขอขอบพระคุณ ผศ. สุรสิทธิ์ ศักดา ที่กรุณาเป็นที่ปรึกษาโครงการวิจัยเป็นแรงกระตุ้นให้คำปรึกษาข้อเสนอแนะทางวิชาการแนวทางแก้ไขปัญหาต่างๆ ตลอดจนตรวจทานโครงการวิจัยให้แก่คณะผู้จัดทำมาโดยตลอด ขอขอบพระคุณอาจารย์กรรมการสอบที่กรุณาให้คำแนะนำและแนวทางที่เป็นประโยชน์ต่อการ จัดทำโครงการวิจัย ขอขอบพระคุณคณาจารย์ในหลักสูตรวิทยา</w:t>
+      </w:r>
+      <w:proofErr w:type="spellStart"/>
+      <w:r>
+        <w:rPr>
+          <w:rFonts w:ascii="TH Sarabun New" w:hAnsi="TH Sarabun New" w:cs="TH Sarabun New"/>
+          <w:sz w:val="32"/>
+          <w:szCs w:val="32"/>
+          <w:cs/>
+        </w:rPr>
+        <w:t>ศา</w:t>
+      </w:r>
+      <w:proofErr w:type="spellEnd"/>
+      <w:r>
+        <w:rPr>
+          <w:rFonts w:ascii="TH Sarabun New" w:hAnsi="TH Sarabun New" w:cs="TH Sarabun New"/>
+          <w:sz w:val="32"/>
+          <w:szCs w:val="32"/>
+          <w:cs/>
+        </w:rPr>
+        <w:t>สตรบัณฑิต สาขาวิชาเทคโนโลยีสารสนเทศทุกท่าน ที่ประสิทธิ์ประสาทวิชาให้สามารถมีความรู้ในการศึกษาและการทำโครงการวิจัยขอขอบพระคุณคณาจารย์และเจ้าหน้าที่คณะวิทยาศาสตร์และเทคโนโลยีมหาวิทยาลัยเทคโนโลยีราชมงคลศรีวิชัยที่ให้เอกสารความรู้และคำปรึกษาต่าง ๆ ที่เป็นประโยชน์ต่อการจัดทำโครงการวิจัย ขอขอบคุณเพื่อน ๆ ทุกคนที่ให้ความช่วยเหลือและคำแนะนำต่าง</w:t>
       </w:r>
       <w:r>
         <w:rPr>
@@ -1759,34 +1777,7 @@
           <w:szCs w:val="32"/>
           <w:cs/>
         </w:rPr>
-        <w:t>ที่ตั้ง</w:t>
-      </w:r>
-      <w:r>
-        <w:rPr>
-          <w:rFonts w:ascii="TH Sarabun New" w:hAnsi="TH Sarabun New" w:cs="TH Sarabun New"/>
-          <w:sz w:val="32"/>
-          <w:szCs w:val="32"/>
-          <w:cs/>
-        </w:rPr>
-        <w:t>ร้าน</w:t>
-      </w:r>
-      <w:r>
-        <w:rPr>
-          <w:rFonts w:ascii="TH Sarabun New" w:hAnsi="TH Sarabun New" w:cs="TH Sarabun New" w:hint="cs"/>
-          <w:sz w:val="32"/>
-          <w:szCs w:val="32"/>
-          <w:cs/>
-        </w:rPr>
-        <w:t xml:space="preserve">ดีวารีแอดสปา </w:t>
-      </w:r>
-      <w:r>
-        <w:rPr>
-          <w:rFonts w:ascii="TH Sarabun New" w:hAnsi="TH Sarabun New" w:cs="TH Sarabun New"/>
-          <w:sz w:val="32"/>
-          <w:szCs w:val="32"/>
-          <w:cs/>
-        </w:rPr>
-        <w:t>เลขที่ 408</w:t>
+        <w:t>ๆ</w:t>
       </w:r>
       <w:r>
         <w:rPr>
@@ -1797,100 +1788,6 @@
         </w:rPr>
         <w:t xml:space="preserve"> </w:t>
       </w:r>
-      <w:r>
-        <w:rPr>
-          <w:rFonts w:ascii="TH Sarabun New" w:hAnsi="TH Sarabun New" w:cs="TH Sarabun New"/>
-          <w:sz w:val="32"/>
-          <w:szCs w:val="32"/>
-          <w:cs/>
-        </w:rPr>
-        <w:t>ถนน</w:t>
-      </w:r>
-      <w:proofErr w:type="spellStart"/>
-      <w:r>
-        <w:rPr>
-          <w:rFonts w:ascii="TH Sarabun New" w:hAnsi="TH Sarabun New" w:cs="TH Sarabun New"/>
-          <w:sz w:val="32"/>
-          <w:szCs w:val="32"/>
-          <w:cs/>
-        </w:rPr>
-        <w:t>สูน</w:t>
-      </w:r>
-      <w:proofErr w:type="spellEnd"/>
-      <w:r>
-        <w:rPr>
-          <w:rFonts w:ascii="TH Sarabun New" w:hAnsi="TH Sarabun New" w:cs="TH Sarabun New"/>
-          <w:sz w:val="32"/>
-          <w:szCs w:val="32"/>
-          <w:cs/>
-        </w:rPr>
-        <w:t>อนันต์ ตำบลปากพนังฝั่งตะวันตก อำเภอปากพนัง จังหวัดนครศรีธรรมราช 80140</w:t>
-      </w:r>
-      <w:r>
-        <w:rPr>
-          <w:rFonts w:ascii="TH Sarabun New" w:hAnsi="TH Sarabun New" w:cs="TH Sarabun New" w:hint="cs"/>
-          <w:sz w:val="32"/>
-          <w:szCs w:val="32"/>
-          <w:cs/>
-        </w:rPr>
-        <w:t xml:space="preserve"> </w:t>
-      </w:r>
-      <w:r>
-        <w:rPr>
-          <w:rFonts w:ascii="TH Sarabun New" w:hAnsi="TH Sarabun New" w:cs="TH Sarabun New"/>
-          <w:sz w:val="32"/>
-          <w:szCs w:val="32"/>
-          <w:cs/>
-        </w:rPr>
-        <w:t>ขอขอบพระคุณอาจารย์กรรมการสอบที่กรุณาให้คำแนะนำและแนวทางที่เป็นประโยชน์ต่อการ จัดทำโครงการวิจัย ขอขอบพระคุณคณาจารย์ในหลักสูตรวิทยา</w:t>
-      </w:r>
-      <w:proofErr w:type="spellStart"/>
-      <w:r>
-        <w:rPr>
-          <w:rFonts w:ascii="TH Sarabun New" w:hAnsi="TH Sarabun New" w:cs="TH Sarabun New"/>
-          <w:sz w:val="32"/>
-          <w:szCs w:val="32"/>
-          <w:cs/>
-        </w:rPr>
-        <w:t>ศา</w:t>
-      </w:r>
-      <w:proofErr w:type="spellEnd"/>
-      <w:r>
-        <w:rPr>
-          <w:rFonts w:ascii="TH Sarabun New" w:hAnsi="TH Sarabun New" w:cs="TH Sarabun New"/>
-          <w:sz w:val="32"/>
-          <w:szCs w:val="32"/>
-          <w:cs/>
-        </w:rPr>
-        <w:t>สตรบัณฑิต สาขาวิชาเทคโนโลยีสารสนเทศทุกท่าน ที่ประสิทธิ์ประสาทวิชาให้สามารถมีความรู้ในการศึกษาและการทำโครงการวิจัยขอขอบพระคุณคณาจารย์และเจ้าหน้าที่คณะวิทยาศาสตร์และเทคโนโลยีมหาวิทยาลัยเทคโนโลยีราชมงคลศรีวิชัยที่ให้เอกสารความรู้และคำปรึกษาต่าง ๆ ที่เป็นประโยชน์ต่อการจัดทำโครงการวิจัย ขอขอบคุณเพื่อน ๆ ทุกคนที่ให้ความช่วยเหลือและคำแนะนำต่าง</w:t>
-      </w:r>
-      <w:r>
-        <w:rPr>
-          <w:rFonts w:ascii="TH Sarabun New" w:hAnsi="TH Sarabun New" w:cs="TH Sarabun New" w:hint="cs"/>
-          <w:sz w:val="32"/>
-          <w:szCs w:val="32"/>
-          <w:cs/>
-        </w:rPr>
-        <w:t xml:space="preserve"> </w:t>
-      </w:r>
-      <w:r>
-        <w:rPr>
-          <w:rFonts w:ascii="TH Sarabun New" w:hAnsi="TH Sarabun New" w:cs="TH Sarabun New"/>
-          <w:sz w:val="32"/>
-          <w:szCs w:val="32"/>
-          <w:cs/>
-        </w:rPr>
-        <w:t>ๆ</w:t>
-      </w:r>
-      <w:r>
-        <w:rPr>
-          <w:rFonts w:ascii="TH Sarabun New" w:hAnsi="TH Sarabun New" w:cs="TH Sarabun New" w:hint="cs"/>
-          <w:sz w:val="32"/>
-          <w:szCs w:val="32"/>
-          <w:cs/>
-        </w:rPr>
-        <w:t xml:space="preserve"> </w:t>
-      </w:r>
     </w:p>
     <w:p>
       <w:pPr>
@@ -1910,7 +1807,25 @@
           <w:szCs w:val="32"/>
           <w:cs/>
         </w:rPr>
-        <w:t>และสุดท้ายนี้ผู้วิจัยขอกราบขอบพระคุณ ทางร้านอาหารครัวในท่อง บิดา มารดาและครอบครัวที่ให้กำลังใจ ให้กำลังทรัพย์และการสนับสนุนในทุก ๆ เรื่อง ทำให้ข้าพเจ้าสามารถทำโครงการวิจัยฉบับนี้สำเร็จลุล่วงด้วยดีคุณค่าและประโยชน์อันพึงมีจาก โครงการวิจัยฉบับนี้ผู้วิจัยขอมอบแผ่ผู้มีพระคุณทุกท่าน</w:t>
+        <w:t>และสุดท้ายนี้ผู้วิจัยขอกราบขอบพระคุณ ทางร้าน</w:t>
+      </w:r>
+      <w:r>
+        <w:rPr>
+          <w:rFonts w:ascii="TH Sarabun New" w:hAnsi="TH Sarabun New" w:cs="TH Sarabun New" w:hint="cs"/>
+          <w:sz w:val="32"/>
+          <w:szCs w:val="32"/>
+          <w:cs/>
+        </w:rPr>
+        <w:t xml:space="preserve">ดีวารีสปา </w:t>
+      </w:r>
+      <w:r>
+        <w:rPr>
+          <w:rFonts w:ascii="TH Sarabun New" w:hAnsi="TH Sarabun New" w:cs="TH Sarabun New"/>
+          <w:sz w:val="32"/>
+          <w:szCs w:val="32"/>
+          <w:cs/>
+        </w:rPr>
+        <w:t>บิดา มารดาและครอบครัวที่ให้กำลังใจ ให้กำลังทรัพย์และการสนับสนุนในทุก ๆ เรื่อง ทำให้ข้าพเจ้าสามารถทำโครงการวิจัยฉบับนี้สำเร็จลุล่วงด้วยดีคุณค่าและประโยชน์อันพึงมีจาก โครงการวิจัยฉบับนี้ผู้วิจัยขอมอบแผ่ผู้มีพระคุณทุกท่าน</w:t>
       </w:r>
     </w:p>
     <w:p>
@@ -2056,6 +1971,39 @@
         <w:jc w:val="thaiDistribute"/>
         <w:rPr>
           <w:rFonts w:ascii="TH Sarabun New" w:hAnsi="TH Sarabun New" w:cs="TH Sarabun New"/>
+          <w:sz w:val="32"/>
+          <w:szCs w:val="32"/>
+        </w:rPr>
+      </w:pPr>
+    </w:p>
+    <w:p>
+      <w:pPr>
+        <w:spacing w:after="0"/>
+        <w:jc w:val="thaiDistribute"/>
+        <w:rPr>
+          <w:rFonts w:ascii="TH Sarabun New" w:hAnsi="TH Sarabun New" w:cs="TH Sarabun New"/>
+          <w:sz w:val="32"/>
+          <w:szCs w:val="32"/>
+        </w:rPr>
+      </w:pPr>
+    </w:p>
+    <w:p>
+      <w:pPr>
+        <w:spacing w:after="0"/>
+        <w:jc w:val="thaiDistribute"/>
+        <w:rPr>
+          <w:rFonts w:ascii="TH Sarabun New" w:hAnsi="TH Sarabun New" w:cs="TH Sarabun New"/>
+          <w:sz w:val="32"/>
+          <w:szCs w:val="32"/>
+        </w:rPr>
+      </w:pPr>
+    </w:p>
+    <w:p>
+      <w:pPr>
+        <w:spacing w:after="0"/>
+        <w:jc w:val="thaiDistribute"/>
+        <w:rPr>
+          <w:rFonts w:ascii="TH Sarabun New" w:hAnsi="TH Sarabun New" w:cs="TH Sarabun New" w:hint="cs"/>
           <w:sz w:val="32"/>
           <w:szCs w:val="32"/>
         </w:rPr>
@@ -2408,6 +2356,7 @@
         </w:rPr>
         <w:tab/>
       </w:r>
+      <w:proofErr w:type="gramStart"/>
       <w:r>
         <w:rPr>
           <w:rFonts w:ascii="TH Sarabun New" w:hAnsi="TH Sarabun New" w:cs="TH Sarabun New"/>
@@ -2425,6 +2374,7 @@
         </w:rPr>
         <w:t xml:space="preserve"> ความเป็นมาและความเป็นมา</w:t>
       </w:r>
+      <w:proofErr w:type="gramEnd"/>
       <w:r>
         <w:rPr>
           <w:rFonts w:ascii="TH Sarabun New" w:hAnsi="TH Sarabun New" w:cs="TH Sarabun New"/>
@@ -2464,6 +2414,14 @@
           <w:szCs w:val="32"/>
         </w:rPr>
         <w:tab/>
+      </w:r>
+      <w:proofErr w:type="gramStart"/>
+      <w:r>
+        <w:rPr>
+          <w:rFonts w:ascii="TH Sarabun New" w:hAnsi="TH Sarabun New" w:cs="TH Sarabun New"/>
+          <w:sz w:val="32"/>
+          <w:szCs w:val="32"/>
+        </w:rPr>
         <w:t xml:space="preserve">1.2  </w:t>
       </w:r>
       <w:r>
@@ -2475,6 +2433,7 @@
         </w:rPr>
         <w:t>วัตถุประสงค์ของการวิจัย</w:t>
       </w:r>
+      <w:proofErr w:type="gramEnd"/>
       <w:r>
         <w:rPr>
           <w:rFonts w:ascii="TH Sarabun New" w:hAnsi="TH Sarabun New" w:cs="TH Sarabun New"/>
@@ -2857,6 +2816,7 @@
           <w:szCs w:val="32"/>
         </w:rPr>
       </w:pPr>
+      <w:proofErr w:type="gramStart"/>
       <w:r>
         <w:rPr>
           <w:rFonts w:ascii="TH Sarabun New" w:hAnsi="TH Sarabun New" w:cs="TH Sarabun New"/>
@@ -2874,6 +2834,7 @@
         </w:rPr>
         <w:t>แผนงานและระยะเวลาดำเนินงาน</w:t>
       </w:r>
+      <w:proofErr w:type="gramEnd"/>
       <w:r>
         <w:rPr>
           <w:rFonts w:ascii="TH Sarabun New" w:hAnsi="TH Sarabun New" w:cs="TH Sarabun New"/>
@@ -3246,6 +3207,7 @@
           <w:szCs w:val="32"/>
         </w:rPr>
       </w:pPr>
+      <w:proofErr w:type="gramStart"/>
       <w:r>
         <w:rPr>
           <w:rFonts w:ascii="TH Sarabun New" w:hAnsi="TH Sarabun New" w:cs="TH Sarabun New"/>
@@ -3263,6 +3225,7 @@
         </w:rPr>
         <w:t>วงจรการทำงานของระบบ</w:t>
       </w:r>
+      <w:proofErr w:type="gramEnd"/>
       <w:r>
         <w:rPr>
           <w:rFonts w:ascii="TH Sarabun New" w:hAnsi="TH Sarabun New" w:cs="TH Sarabun New"/>
